--- a/Notes/2025/07-2025 NOTES/14-31 July 2025 NOTES/14-31 July 2025 Note .docx
+++ b/Notes/2025/07-2025 NOTES/14-31 July 2025 NOTES/14-31 July 2025 Note .docx
@@ -367,14 +367,12 @@
         </w:rPr>
         <w:t xml:space="preserve">খ। </w:t>
       </w:r>
-      <w:proofErr w:type="spellStart"/>
       <w:r>
         <w:rPr>
           <w:rFonts w:ascii="NikoshBAN" w:hAnsi="NikoshBAN" w:cs="NikoshBAN"/>
         </w:rPr>
         <w:t>জুলাই</w:t>
       </w:r>
-      <w:proofErr w:type="spellEnd"/>
       <w:r>
         <w:rPr>
           <w:rFonts w:ascii="NikoshBAN" w:hAnsi="NikoshBAN" w:cs="NikoshBAN"/>
@@ -1326,14 +1324,7 @@
         <w:rPr>
           <w:rFonts w:ascii="NikoshBAN" w:hAnsi="NikoshBAN" w:cs="NikoshBAN"/>
         </w:rPr>
-        <w:t xml:space="preserve"> </w:t>
-      </w:r>
-      <w:proofErr w:type="spellStart"/>
-      <w:r>
-        <w:rPr>
-          <w:rFonts w:ascii="NikoshBAN" w:hAnsi="NikoshBAN" w:cs="NikoshBAN"/>
-        </w:rPr>
-        <w:t>০</w:t>
+        <w:t xml:space="preserve"> ০</w:t>
       </w:r>
       <w:r>
         <w:rPr>
@@ -1345,14 +1336,7 @@
         <w:rPr>
           <w:rFonts w:ascii="NikoshBAN" w:hAnsi="NikoshBAN" w:cs="NikoshBAN"/>
         </w:rPr>
-        <w:t>টি</w:t>
-      </w:r>
-      <w:proofErr w:type="spellEnd"/>
-      <w:r>
-        <w:rPr>
-          <w:rFonts w:ascii="NikoshBAN" w:hAnsi="NikoshBAN" w:cs="NikoshBAN"/>
-        </w:rPr>
-        <w:t xml:space="preserve"> </w:t>
+        <w:t xml:space="preserve">টি </w:t>
       </w:r>
       <w:proofErr w:type="spellStart"/>
       <w:r>
@@ -5182,6 +5166,8 @@
         <w:jc w:val="both"/>
         <w:rPr>
           <w:rFonts w:ascii="NikoshBAN" w:hAnsi="NikoshBAN" w:cs="NikoshBAN"/>
+          <w:sz w:val="16"/>
+          <w:szCs w:val="16"/>
         </w:rPr>
       </w:pPr>
     </w:p>
@@ -5289,7 +5275,7 @@
             <w:tcBorders>
               <w:top w:val="single" w:sz="4" w:space="0" w:color="auto"/>
               <w:left w:val="nil"/>
-              <w:bottom w:val="nil"/>
+              <w:bottom w:val="single" w:sz="4" w:space="0" w:color="auto"/>
               <w:right w:val="single" w:sz="4" w:space="0" w:color="auto"/>
             </w:tcBorders>
             <w:shd w:val="clear" w:color="auto" w:fill="auto"/>
@@ -5321,7 +5307,7 @@
             <w:tcBorders>
               <w:top w:val="single" w:sz="4" w:space="0" w:color="auto"/>
               <w:left w:val="nil"/>
-              <w:bottom w:val="nil"/>
+              <w:bottom w:val="single" w:sz="4" w:space="0" w:color="auto"/>
               <w:right w:val="single" w:sz="4" w:space="0" w:color="auto"/>
             </w:tcBorders>
             <w:shd w:val="clear" w:color="auto" w:fill="auto"/>
@@ -5353,7 +5339,7 @@
             <w:tcBorders>
               <w:top w:val="single" w:sz="4" w:space="0" w:color="auto"/>
               <w:left w:val="nil"/>
-              <w:bottom w:val="nil"/>
+              <w:bottom w:val="single" w:sz="4" w:space="0" w:color="auto"/>
               <w:right w:val="single" w:sz="4" w:space="0" w:color="auto"/>
             </w:tcBorders>
             <w:shd w:val="clear" w:color="auto" w:fill="auto"/>
@@ -5385,7 +5371,7 @@
             <w:tcBorders>
               <w:top w:val="single" w:sz="4" w:space="0" w:color="auto"/>
               <w:left w:val="nil"/>
-              <w:bottom w:val="nil"/>
+              <w:bottom w:val="single" w:sz="4" w:space="0" w:color="auto"/>
               <w:right w:val="single" w:sz="4" w:space="0" w:color="auto"/>
             </w:tcBorders>
             <w:shd w:val="clear" w:color="auto" w:fill="auto"/>
@@ -5417,7 +5403,7 @@
             <w:tcBorders>
               <w:top w:val="single" w:sz="4" w:space="0" w:color="auto"/>
               <w:left w:val="nil"/>
-              <w:bottom w:val="nil"/>
+              <w:bottom w:val="single" w:sz="4" w:space="0" w:color="auto"/>
               <w:right w:val="single" w:sz="4" w:space="0" w:color="auto"/>
             </w:tcBorders>
             <w:shd w:val="clear" w:color="auto" w:fill="auto"/>
@@ -5449,7 +5435,7 @@
             <w:tcBorders>
               <w:top w:val="single" w:sz="4" w:space="0" w:color="auto"/>
               <w:left w:val="nil"/>
-              <w:bottom w:val="nil"/>
+              <w:bottom w:val="single" w:sz="4" w:space="0" w:color="auto"/>
               <w:right w:val="single" w:sz="4" w:space="0" w:color="auto"/>
             </w:tcBorders>
             <w:shd w:val="clear" w:color="auto" w:fill="auto"/>
@@ -5481,7 +5467,7 @@
             <w:tcBorders>
               <w:top w:val="single" w:sz="4" w:space="0" w:color="auto"/>
               <w:left w:val="nil"/>
-              <w:bottom w:val="nil"/>
+              <w:bottom w:val="single" w:sz="4" w:space="0" w:color="auto"/>
               <w:right w:val="single" w:sz="4" w:space="0" w:color="auto"/>
             </w:tcBorders>
             <w:shd w:val="clear" w:color="auto" w:fill="auto"/>
@@ -5513,7 +5499,7 @@
             <w:tcBorders>
               <w:top w:val="single" w:sz="4" w:space="0" w:color="auto"/>
               <w:left w:val="nil"/>
-              <w:bottom w:val="nil"/>
+              <w:bottom w:val="single" w:sz="4" w:space="0" w:color="auto"/>
               <w:right w:val="single" w:sz="4" w:space="0" w:color="auto"/>
             </w:tcBorders>
             <w:shd w:val="clear" w:color="auto" w:fill="auto"/>
@@ -5637,9 +5623,9 @@
           <w:tcPr>
             <w:tcW w:w="631" w:type="pct"/>
             <w:tcBorders>
-              <w:top w:val="nil"/>
+              <w:top w:val="single" w:sz="4" w:space="0" w:color="auto"/>
               <w:left w:val="single" w:sz="4" w:space="0" w:color="auto"/>
-              <w:bottom w:val="nil"/>
+              <w:bottom w:val="single" w:sz="4" w:space="0" w:color="auto"/>
               <w:right w:val="single" w:sz="4" w:space="0" w:color="auto"/>
             </w:tcBorders>
             <w:shd w:val="clear" w:color="auto" w:fill="auto"/>
@@ -5674,10 +5660,10 @@
           <w:tcPr>
             <w:tcW w:w="825" w:type="pct"/>
             <w:tcBorders>
-              <w:top w:val="nil"/>
-              <w:left w:val="nil"/>
-              <w:bottom w:val="single" w:sz="4" w:space="0" w:color="auto"/>
-              <w:right w:val="nil"/>
+              <w:top w:val="single" w:sz="4" w:space="0" w:color="auto"/>
+              <w:left w:val="single" w:sz="4" w:space="0" w:color="auto"/>
+              <w:bottom w:val="single" w:sz="4" w:space="0" w:color="auto"/>
+              <w:right w:val="single" w:sz="4" w:space="0" w:color="auto"/>
             </w:tcBorders>
             <w:shd w:val="clear" w:color="auto" w:fill="auto"/>
             <w:noWrap/>
@@ -5719,8 +5705,8 @@
           <w:tcPr>
             <w:tcW w:w="348" w:type="pct"/>
             <w:tcBorders>
-              <w:top w:val="single" w:sz="4" w:space="0" w:color="FF0000"/>
-              <w:left w:val="single" w:sz="4" w:space="0" w:color="FF0000"/>
+              <w:top w:val="single" w:sz="4" w:space="0" w:color="auto"/>
+              <w:left w:val="single" w:sz="4" w:space="0" w:color="auto"/>
               <w:bottom w:val="single" w:sz="4" w:space="0" w:color="auto"/>
               <w:right w:val="single" w:sz="4" w:space="0" w:color="auto"/>
             </w:tcBorders>
@@ -5750,8 +5736,8 @@
           <w:tcPr>
             <w:tcW w:w="294" w:type="pct"/>
             <w:tcBorders>
-              <w:top w:val="single" w:sz="4" w:space="0" w:color="FF0000"/>
-              <w:left w:val="nil"/>
+              <w:top w:val="single" w:sz="4" w:space="0" w:color="auto"/>
+              <w:left w:val="single" w:sz="4" w:space="0" w:color="auto"/>
               <w:bottom w:val="single" w:sz="4" w:space="0" w:color="auto"/>
               <w:right w:val="single" w:sz="4" w:space="0" w:color="auto"/>
             </w:tcBorders>
@@ -5781,8 +5767,8 @@
           <w:tcPr>
             <w:tcW w:w="282" w:type="pct"/>
             <w:tcBorders>
-              <w:top w:val="single" w:sz="4" w:space="0" w:color="FF0000"/>
-              <w:left w:val="nil"/>
+              <w:top w:val="single" w:sz="4" w:space="0" w:color="auto"/>
+              <w:left w:val="single" w:sz="4" w:space="0" w:color="auto"/>
               <w:bottom w:val="single" w:sz="4" w:space="0" w:color="auto"/>
               <w:right w:val="single" w:sz="4" w:space="0" w:color="auto"/>
             </w:tcBorders>
@@ -5812,8 +5798,8 @@
           <w:tcPr>
             <w:tcW w:w="281" w:type="pct"/>
             <w:tcBorders>
-              <w:top w:val="single" w:sz="4" w:space="0" w:color="FF0000"/>
-              <w:left w:val="nil"/>
+              <w:top w:val="single" w:sz="4" w:space="0" w:color="auto"/>
+              <w:left w:val="single" w:sz="4" w:space="0" w:color="auto"/>
               <w:bottom w:val="single" w:sz="4" w:space="0" w:color="auto"/>
               <w:right w:val="single" w:sz="4" w:space="0" w:color="auto"/>
             </w:tcBorders>
@@ -5843,8 +5829,8 @@
           <w:tcPr>
             <w:tcW w:w="294" w:type="pct"/>
             <w:tcBorders>
-              <w:top w:val="single" w:sz="4" w:space="0" w:color="FF0000"/>
-              <w:left w:val="nil"/>
+              <w:top w:val="single" w:sz="4" w:space="0" w:color="auto"/>
+              <w:left w:val="single" w:sz="4" w:space="0" w:color="auto"/>
               <w:bottom w:val="single" w:sz="4" w:space="0" w:color="auto"/>
               <w:right w:val="single" w:sz="4" w:space="0" w:color="auto"/>
             </w:tcBorders>
@@ -5874,8 +5860,8 @@
           <w:tcPr>
             <w:tcW w:w="316" w:type="pct"/>
             <w:tcBorders>
-              <w:top w:val="single" w:sz="4" w:space="0" w:color="FF0000"/>
-              <w:left w:val="nil"/>
+              <w:top w:val="single" w:sz="4" w:space="0" w:color="auto"/>
+              <w:left w:val="single" w:sz="4" w:space="0" w:color="auto"/>
               <w:bottom w:val="single" w:sz="4" w:space="0" w:color="auto"/>
               <w:right w:val="single" w:sz="4" w:space="0" w:color="auto"/>
             </w:tcBorders>
@@ -5905,8 +5891,8 @@
           <w:tcPr>
             <w:tcW w:w="326" w:type="pct"/>
             <w:tcBorders>
-              <w:top w:val="single" w:sz="4" w:space="0" w:color="FF0000"/>
-              <w:left w:val="nil"/>
+              <w:top w:val="single" w:sz="4" w:space="0" w:color="auto"/>
+              <w:left w:val="single" w:sz="4" w:space="0" w:color="auto"/>
               <w:bottom w:val="single" w:sz="4" w:space="0" w:color="auto"/>
               <w:right w:val="single" w:sz="4" w:space="0" w:color="auto"/>
             </w:tcBorders>
@@ -5936,10 +5922,10 @@
           <w:tcPr>
             <w:tcW w:w="348" w:type="pct"/>
             <w:tcBorders>
-              <w:top w:val="single" w:sz="4" w:space="0" w:color="FF0000"/>
-              <w:left w:val="nil"/>
-              <w:bottom w:val="single" w:sz="4" w:space="0" w:color="auto"/>
-              <w:right w:val="nil"/>
+              <w:top w:val="single" w:sz="4" w:space="0" w:color="auto"/>
+              <w:left w:val="single" w:sz="4" w:space="0" w:color="auto"/>
+              <w:bottom w:val="single" w:sz="4" w:space="0" w:color="auto"/>
+              <w:right w:val="single" w:sz="4" w:space="0" w:color="auto"/>
             </w:tcBorders>
             <w:shd w:val="clear" w:color="auto" w:fill="auto"/>
             <w:noWrap/>
@@ -5967,8 +5953,8 @@
           <w:tcPr>
             <w:tcW w:w="381" w:type="pct"/>
             <w:tcBorders>
-              <w:top w:val="nil"/>
-              <w:left w:val="nil"/>
+              <w:top w:val="single" w:sz="4" w:space="0" w:color="auto"/>
+              <w:left w:val="single" w:sz="4" w:space="0" w:color="auto"/>
               <w:bottom w:val="single" w:sz="4" w:space="0" w:color="auto"/>
               <w:right w:val="single" w:sz="4" w:space="0" w:color="auto"/>
             </w:tcBorders>
@@ -6002,8 +5988,8 @@
           <w:tcPr>
             <w:tcW w:w="673" w:type="pct"/>
             <w:tcBorders>
-              <w:top w:val="nil"/>
-              <w:left w:val="nil"/>
+              <w:top w:val="single" w:sz="4" w:space="0" w:color="auto"/>
+              <w:left w:val="single" w:sz="4" w:space="0" w:color="auto"/>
               <w:bottom w:val="single" w:sz="4" w:space="0" w:color="auto"/>
               <w:right w:val="single" w:sz="4" w:space="0" w:color="auto"/>
             </w:tcBorders>
@@ -6039,9 +6025,9 @@
             <w:tcW w:w="631" w:type="pct"/>
             <w:vMerge w:val="restart"/>
             <w:tcBorders>
-              <w:top w:val="nil"/>
+              <w:top w:val="single" w:sz="4" w:space="0" w:color="auto"/>
               <w:left w:val="single" w:sz="4" w:space="0" w:color="auto"/>
-              <w:bottom w:val="nil"/>
+              <w:bottom w:val="single" w:sz="4" w:space="0" w:color="auto"/>
               <w:right w:val="single" w:sz="4" w:space="0" w:color="auto"/>
             </w:tcBorders>
             <w:shd w:val="clear" w:color="auto" w:fill="auto"/>
@@ -6076,10 +6062,10 @@
           <w:tcPr>
             <w:tcW w:w="825" w:type="pct"/>
             <w:tcBorders>
-              <w:top w:val="nil"/>
-              <w:left w:val="nil"/>
-              <w:bottom w:val="single" w:sz="4" w:space="0" w:color="auto"/>
-              <w:right w:val="nil"/>
+              <w:top w:val="single" w:sz="4" w:space="0" w:color="auto"/>
+              <w:left w:val="single" w:sz="4" w:space="0" w:color="auto"/>
+              <w:bottom w:val="single" w:sz="4" w:space="0" w:color="auto"/>
+              <w:right w:val="single" w:sz="4" w:space="0" w:color="auto"/>
             </w:tcBorders>
             <w:shd w:val="clear" w:color="auto" w:fill="auto"/>
             <w:noWrap/>
@@ -6121,8 +6107,8 @@
           <w:tcPr>
             <w:tcW w:w="348" w:type="pct"/>
             <w:tcBorders>
-              <w:top w:val="nil"/>
-              <w:left w:val="single" w:sz="4" w:space="0" w:color="FF0000"/>
+              <w:top w:val="single" w:sz="4" w:space="0" w:color="auto"/>
+              <w:left w:val="single" w:sz="4" w:space="0" w:color="auto"/>
               <w:bottom w:val="single" w:sz="4" w:space="0" w:color="auto"/>
               <w:right w:val="single" w:sz="4" w:space="0" w:color="auto"/>
             </w:tcBorders>
@@ -6152,8 +6138,8 @@
           <w:tcPr>
             <w:tcW w:w="294" w:type="pct"/>
             <w:tcBorders>
-              <w:top w:val="nil"/>
-              <w:left w:val="nil"/>
+              <w:top w:val="single" w:sz="4" w:space="0" w:color="auto"/>
+              <w:left w:val="single" w:sz="4" w:space="0" w:color="auto"/>
               <w:bottom w:val="single" w:sz="4" w:space="0" w:color="auto"/>
               <w:right w:val="single" w:sz="4" w:space="0" w:color="auto"/>
             </w:tcBorders>
@@ -6183,8 +6169,8 @@
           <w:tcPr>
             <w:tcW w:w="282" w:type="pct"/>
             <w:tcBorders>
-              <w:top w:val="nil"/>
-              <w:left w:val="nil"/>
+              <w:top w:val="single" w:sz="4" w:space="0" w:color="auto"/>
+              <w:left w:val="single" w:sz="4" w:space="0" w:color="auto"/>
               <w:bottom w:val="single" w:sz="4" w:space="0" w:color="auto"/>
               <w:right w:val="single" w:sz="4" w:space="0" w:color="auto"/>
             </w:tcBorders>
@@ -6214,8 +6200,8 @@
           <w:tcPr>
             <w:tcW w:w="281" w:type="pct"/>
             <w:tcBorders>
-              <w:top w:val="nil"/>
-              <w:left w:val="nil"/>
+              <w:top w:val="single" w:sz="4" w:space="0" w:color="auto"/>
+              <w:left w:val="single" w:sz="4" w:space="0" w:color="auto"/>
               <w:bottom w:val="single" w:sz="4" w:space="0" w:color="auto"/>
               <w:right w:val="single" w:sz="4" w:space="0" w:color="auto"/>
             </w:tcBorders>
@@ -6245,8 +6231,8 @@
           <w:tcPr>
             <w:tcW w:w="294" w:type="pct"/>
             <w:tcBorders>
-              <w:top w:val="nil"/>
-              <w:left w:val="nil"/>
+              <w:top w:val="single" w:sz="4" w:space="0" w:color="auto"/>
+              <w:left w:val="single" w:sz="4" w:space="0" w:color="auto"/>
               <w:bottom w:val="single" w:sz="4" w:space="0" w:color="auto"/>
               <w:right w:val="single" w:sz="4" w:space="0" w:color="auto"/>
             </w:tcBorders>
@@ -6276,8 +6262,8 @@
           <w:tcPr>
             <w:tcW w:w="316" w:type="pct"/>
             <w:tcBorders>
-              <w:top w:val="nil"/>
-              <w:left w:val="nil"/>
+              <w:top w:val="single" w:sz="4" w:space="0" w:color="auto"/>
+              <w:left w:val="single" w:sz="4" w:space="0" w:color="auto"/>
               <w:bottom w:val="single" w:sz="4" w:space="0" w:color="auto"/>
               <w:right w:val="single" w:sz="4" w:space="0" w:color="auto"/>
             </w:tcBorders>
@@ -6307,8 +6293,8 @@
           <w:tcPr>
             <w:tcW w:w="326" w:type="pct"/>
             <w:tcBorders>
-              <w:top w:val="nil"/>
-              <w:left w:val="nil"/>
+              <w:top w:val="single" w:sz="4" w:space="0" w:color="auto"/>
+              <w:left w:val="single" w:sz="4" w:space="0" w:color="auto"/>
               <w:bottom w:val="single" w:sz="4" w:space="0" w:color="auto"/>
               <w:right w:val="single" w:sz="4" w:space="0" w:color="auto"/>
             </w:tcBorders>
@@ -6332,16 +6318,18 @@
               </w:rPr>
               <w:t>13</w:t>
             </w:r>
+            <w:bookmarkStart w:id="0" w:name="_GoBack"/>
+            <w:bookmarkEnd w:id="0"/>
           </w:p>
         </w:tc>
         <w:tc>
           <w:tcPr>
             <w:tcW w:w="348" w:type="pct"/>
             <w:tcBorders>
-              <w:top w:val="nil"/>
-              <w:left w:val="nil"/>
-              <w:bottom w:val="single" w:sz="4" w:space="0" w:color="auto"/>
-              <w:right w:val="nil"/>
+              <w:top w:val="single" w:sz="4" w:space="0" w:color="auto"/>
+              <w:left w:val="single" w:sz="4" w:space="0" w:color="auto"/>
+              <w:bottom w:val="single" w:sz="4" w:space="0" w:color="auto"/>
+              <w:right w:val="single" w:sz="4" w:space="0" w:color="auto"/>
             </w:tcBorders>
             <w:shd w:val="clear" w:color="auto" w:fill="auto"/>
             <w:noWrap/>
@@ -6369,8 +6357,8 @@
           <w:tcPr>
             <w:tcW w:w="381" w:type="pct"/>
             <w:tcBorders>
-              <w:top w:val="nil"/>
-              <w:left w:val="nil"/>
+              <w:top w:val="single" w:sz="4" w:space="0" w:color="auto"/>
+              <w:left w:val="single" w:sz="4" w:space="0" w:color="auto"/>
               <w:bottom w:val="single" w:sz="4" w:space="0" w:color="auto"/>
               <w:right w:val="single" w:sz="4" w:space="0" w:color="auto"/>
             </w:tcBorders>
@@ -6404,8 +6392,8 @@
           <w:tcPr>
             <w:tcW w:w="673" w:type="pct"/>
             <w:tcBorders>
-              <w:top w:val="nil"/>
-              <w:left w:val="nil"/>
+              <w:top w:val="single" w:sz="4" w:space="0" w:color="auto"/>
+              <w:left w:val="single" w:sz="4" w:space="0" w:color="auto"/>
               <w:bottom w:val="single" w:sz="4" w:space="0" w:color="auto"/>
               <w:right w:val="single" w:sz="4" w:space="0" w:color="auto"/>
             </w:tcBorders>
@@ -6441,9 +6429,9 @@
             <w:tcW w:w="631" w:type="pct"/>
             <w:vMerge/>
             <w:tcBorders>
-              <w:top w:val="nil"/>
+              <w:top w:val="single" w:sz="4" w:space="0" w:color="auto"/>
               <w:left w:val="single" w:sz="4" w:space="0" w:color="auto"/>
-              <w:bottom w:val="nil"/>
+              <w:bottom w:val="single" w:sz="4" w:space="0" w:color="auto"/>
               <w:right w:val="single" w:sz="4" w:space="0" w:color="auto"/>
             </w:tcBorders>
             <w:vAlign w:val="center"/>
@@ -6464,10 +6452,10 @@
           <w:tcPr>
             <w:tcW w:w="825" w:type="pct"/>
             <w:tcBorders>
-              <w:top w:val="nil"/>
-              <w:left w:val="nil"/>
-              <w:bottom w:val="single" w:sz="4" w:space="0" w:color="auto"/>
-              <w:right w:val="nil"/>
+              <w:top w:val="single" w:sz="4" w:space="0" w:color="auto"/>
+              <w:left w:val="single" w:sz="4" w:space="0" w:color="auto"/>
+              <w:bottom w:val="single" w:sz="4" w:space="0" w:color="auto"/>
+              <w:right w:val="single" w:sz="4" w:space="0" w:color="auto"/>
             </w:tcBorders>
             <w:shd w:val="clear" w:color="auto" w:fill="auto"/>
             <w:noWrap/>
@@ -6509,8 +6497,8 @@
           <w:tcPr>
             <w:tcW w:w="348" w:type="pct"/>
             <w:tcBorders>
-              <w:top w:val="nil"/>
-              <w:left w:val="single" w:sz="4" w:space="0" w:color="FF0000"/>
+              <w:top w:val="single" w:sz="4" w:space="0" w:color="auto"/>
+              <w:left w:val="single" w:sz="4" w:space="0" w:color="auto"/>
               <w:bottom w:val="single" w:sz="4" w:space="0" w:color="auto"/>
               <w:right w:val="single" w:sz="4" w:space="0" w:color="auto"/>
             </w:tcBorders>
@@ -6540,8 +6528,8 @@
           <w:tcPr>
             <w:tcW w:w="294" w:type="pct"/>
             <w:tcBorders>
-              <w:top w:val="nil"/>
-              <w:left w:val="nil"/>
+              <w:top w:val="single" w:sz="4" w:space="0" w:color="auto"/>
+              <w:left w:val="single" w:sz="4" w:space="0" w:color="auto"/>
               <w:bottom w:val="single" w:sz="4" w:space="0" w:color="auto"/>
               <w:right w:val="single" w:sz="4" w:space="0" w:color="auto"/>
             </w:tcBorders>
@@ -6571,8 +6559,8 @@
           <w:tcPr>
             <w:tcW w:w="282" w:type="pct"/>
             <w:tcBorders>
-              <w:top w:val="nil"/>
-              <w:left w:val="nil"/>
+              <w:top w:val="single" w:sz="4" w:space="0" w:color="auto"/>
+              <w:left w:val="single" w:sz="4" w:space="0" w:color="auto"/>
               <w:bottom w:val="single" w:sz="4" w:space="0" w:color="auto"/>
               <w:right w:val="single" w:sz="4" w:space="0" w:color="auto"/>
             </w:tcBorders>
@@ -6602,8 +6590,8 @@
           <w:tcPr>
             <w:tcW w:w="281" w:type="pct"/>
             <w:tcBorders>
-              <w:top w:val="nil"/>
-              <w:left w:val="nil"/>
+              <w:top w:val="single" w:sz="4" w:space="0" w:color="auto"/>
+              <w:left w:val="single" w:sz="4" w:space="0" w:color="auto"/>
               <w:bottom w:val="single" w:sz="4" w:space="0" w:color="auto"/>
               <w:right w:val="single" w:sz="4" w:space="0" w:color="auto"/>
             </w:tcBorders>
@@ -6633,8 +6621,8 @@
           <w:tcPr>
             <w:tcW w:w="294" w:type="pct"/>
             <w:tcBorders>
-              <w:top w:val="nil"/>
-              <w:left w:val="nil"/>
+              <w:top w:val="single" w:sz="4" w:space="0" w:color="auto"/>
+              <w:left w:val="single" w:sz="4" w:space="0" w:color="auto"/>
               <w:bottom w:val="single" w:sz="4" w:space="0" w:color="auto"/>
               <w:right w:val="single" w:sz="4" w:space="0" w:color="auto"/>
             </w:tcBorders>
@@ -6664,8 +6652,8 @@
           <w:tcPr>
             <w:tcW w:w="316" w:type="pct"/>
             <w:tcBorders>
-              <w:top w:val="nil"/>
-              <w:left w:val="nil"/>
+              <w:top w:val="single" w:sz="4" w:space="0" w:color="auto"/>
+              <w:left w:val="single" w:sz="4" w:space="0" w:color="auto"/>
               <w:bottom w:val="single" w:sz="4" w:space="0" w:color="auto"/>
               <w:right w:val="single" w:sz="4" w:space="0" w:color="auto"/>
             </w:tcBorders>
@@ -6695,8 +6683,8 @@
           <w:tcPr>
             <w:tcW w:w="326" w:type="pct"/>
             <w:tcBorders>
-              <w:top w:val="nil"/>
-              <w:left w:val="nil"/>
+              <w:top w:val="single" w:sz="4" w:space="0" w:color="auto"/>
+              <w:left w:val="single" w:sz="4" w:space="0" w:color="auto"/>
               <w:bottom w:val="single" w:sz="4" w:space="0" w:color="auto"/>
               <w:right w:val="single" w:sz="4" w:space="0" w:color="auto"/>
             </w:tcBorders>
@@ -6726,10 +6714,10 @@
           <w:tcPr>
             <w:tcW w:w="348" w:type="pct"/>
             <w:tcBorders>
-              <w:top w:val="nil"/>
-              <w:left w:val="nil"/>
-              <w:bottom w:val="single" w:sz="4" w:space="0" w:color="auto"/>
-              <w:right w:val="nil"/>
+              <w:top w:val="single" w:sz="4" w:space="0" w:color="auto"/>
+              <w:left w:val="single" w:sz="4" w:space="0" w:color="auto"/>
+              <w:bottom w:val="single" w:sz="4" w:space="0" w:color="auto"/>
+              <w:right w:val="single" w:sz="4" w:space="0" w:color="auto"/>
             </w:tcBorders>
             <w:shd w:val="clear" w:color="auto" w:fill="auto"/>
             <w:noWrap/>
@@ -6757,8 +6745,8 @@
           <w:tcPr>
             <w:tcW w:w="381" w:type="pct"/>
             <w:tcBorders>
-              <w:top w:val="nil"/>
-              <w:left w:val="nil"/>
+              <w:top w:val="single" w:sz="4" w:space="0" w:color="auto"/>
+              <w:left w:val="single" w:sz="4" w:space="0" w:color="auto"/>
               <w:bottom w:val="single" w:sz="4" w:space="0" w:color="auto"/>
               <w:right w:val="single" w:sz="4" w:space="0" w:color="auto"/>
             </w:tcBorders>
@@ -6792,8 +6780,8 @@
           <w:tcPr>
             <w:tcW w:w="673" w:type="pct"/>
             <w:tcBorders>
-              <w:top w:val="nil"/>
-              <w:left w:val="nil"/>
+              <w:top w:val="single" w:sz="4" w:space="0" w:color="auto"/>
+              <w:left w:val="single" w:sz="4" w:space="0" w:color="auto"/>
               <w:bottom w:val="single" w:sz="4" w:space="0" w:color="auto"/>
               <w:right w:val="single" w:sz="4" w:space="0" w:color="auto"/>
             </w:tcBorders>
@@ -6822,15 +6810,15 @@
       </w:tr>
       <w:tr>
         <w:trPr>
-          <w:trHeight w:val="50"/>
+          <w:trHeight w:val="47"/>
         </w:trPr>
         <w:tc>
           <w:tcPr>
             <w:tcW w:w="631" w:type="pct"/>
             <w:tcBorders>
-              <w:top w:val="nil"/>
+              <w:top w:val="single" w:sz="4" w:space="0" w:color="auto"/>
               <w:left w:val="single" w:sz="4" w:space="0" w:color="auto"/>
-              <w:bottom w:val="nil"/>
+              <w:bottom w:val="single" w:sz="4" w:space="0" w:color="auto"/>
               <w:right w:val="single" w:sz="4" w:space="0" w:color="auto"/>
             </w:tcBorders>
             <w:shd w:val="clear" w:color="auto" w:fill="auto"/>
@@ -6865,10 +6853,10 @@
           <w:tcPr>
             <w:tcW w:w="825" w:type="pct"/>
             <w:tcBorders>
-              <w:top w:val="nil"/>
-              <w:left w:val="nil"/>
-              <w:bottom w:val="nil"/>
-              <w:right w:val="nil"/>
+              <w:top w:val="single" w:sz="4" w:space="0" w:color="auto"/>
+              <w:left w:val="single" w:sz="4" w:space="0" w:color="auto"/>
+              <w:bottom w:val="single" w:sz="4" w:space="0" w:color="auto"/>
+              <w:right w:val="single" w:sz="4" w:space="0" w:color="auto"/>
             </w:tcBorders>
             <w:shd w:val="clear" w:color="auto" w:fill="auto"/>
             <w:noWrap/>
@@ -6910,9 +6898,9 @@
           <w:tcPr>
             <w:tcW w:w="348" w:type="pct"/>
             <w:tcBorders>
-              <w:top w:val="nil"/>
-              <w:left w:val="single" w:sz="4" w:space="0" w:color="FF0000"/>
-              <w:bottom w:val="nil"/>
+              <w:top w:val="single" w:sz="4" w:space="0" w:color="auto"/>
+              <w:left w:val="single" w:sz="4" w:space="0" w:color="auto"/>
+              <w:bottom w:val="single" w:sz="4" w:space="0" w:color="auto"/>
               <w:right w:val="single" w:sz="4" w:space="0" w:color="auto"/>
             </w:tcBorders>
             <w:shd w:val="clear" w:color="auto" w:fill="auto"/>
@@ -6941,9 +6929,9 @@
           <w:tcPr>
             <w:tcW w:w="294" w:type="pct"/>
             <w:tcBorders>
-              <w:top w:val="nil"/>
-              <w:left w:val="nil"/>
-              <w:bottom w:val="nil"/>
+              <w:top w:val="single" w:sz="4" w:space="0" w:color="auto"/>
+              <w:left w:val="single" w:sz="4" w:space="0" w:color="auto"/>
+              <w:bottom w:val="single" w:sz="4" w:space="0" w:color="auto"/>
               <w:right w:val="single" w:sz="4" w:space="0" w:color="auto"/>
             </w:tcBorders>
             <w:shd w:val="clear" w:color="auto" w:fill="auto"/>
@@ -6972,9 +6960,9 @@
           <w:tcPr>
             <w:tcW w:w="282" w:type="pct"/>
             <w:tcBorders>
-              <w:top w:val="nil"/>
-              <w:left w:val="nil"/>
-              <w:bottom w:val="nil"/>
+              <w:top w:val="single" w:sz="4" w:space="0" w:color="auto"/>
+              <w:left w:val="single" w:sz="4" w:space="0" w:color="auto"/>
+              <w:bottom w:val="single" w:sz="4" w:space="0" w:color="auto"/>
               <w:right w:val="single" w:sz="4" w:space="0" w:color="auto"/>
             </w:tcBorders>
             <w:shd w:val="clear" w:color="auto" w:fill="auto"/>
@@ -7003,9 +6991,9 @@
           <w:tcPr>
             <w:tcW w:w="281" w:type="pct"/>
             <w:tcBorders>
-              <w:top w:val="nil"/>
-              <w:left w:val="nil"/>
-              <w:bottom w:val="nil"/>
+              <w:top w:val="single" w:sz="4" w:space="0" w:color="auto"/>
+              <w:left w:val="single" w:sz="4" w:space="0" w:color="auto"/>
+              <w:bottom w:val="single" w:sz="4" w:space="0" w:color="auto"/>
               <w:right w:val="single" w:sz="4" w:space="0" w:color="auto"/>
             </w:tcBorders>
             <w:shd w:val="clear" w:color="auto" w:fill="auto"/>
@@ -7034,9 +7022,9 @@
           <w:tcPr>
             <w:tcW w:w="294" w:type="pct"/>
             <w:tcBorders>
-              <w:top w:val="nil"/>
-              <w:left w:val="nil"/>
-              <w:bottom w:val="nil"/>
+              <w:top w:val="single" w:sz="4" w:space="0" w:color="auto"/>
+              <w:left w:val="single" w:sz="4" w:space="0" w:color="auto"/>
+              <w:bottom w:val="single" w:sz="4" w:space="0" w:color="auto"/>
               <w:right w:val="single" w:sz="4" w:space="0" w:color="auto"/>
             </w:tcBorders>
             <w:shd w:val="clear" w:color="auto" w:fill="auto"/>
@@ -7065,9 +7053,9 @@
           <w:tcPr>
             <w:tcW w:w="316" w:type="pct"/>
             <w:tcBorders>
-              <w:top w:val="nil"/>
-              <w:left w:val="nil"/>
-              <w:bottom w:val="nil"/>
+              <w:top w:val="single" w:sz="4" w:space="0" w:color="auto"/>
+              <w:left w:val="single" w:sz="4" w:space="0" w:color="auto"/>
+              <w:bottom w:val="single" w:sz="4" w:space="0" w:color="auto"/>
               <w:right w:val="single" w:sz="4" w:space="0" w:color="auto"/>
             </w:tcBorders>
             <w:shd w:val="clear" w:color="auto" w:fill="auto"/>
@@ -7096,9 +7084,9 @@
           <w:tcPr>
             <w:tcW w:w="326" w:type="pct"/>
             <w:tcBorders>
-              <w:top w:val="nil"/>
-              <w:left w:val="nil"/>
-              <w:bottom w:val="nil"/>
+              <w:top w:val="single" w:sz="4" w:space="0" w:color="auto"/>
+              <w:left w:val="single" w:sz="4" w:space="0" w:color="auto"/>
+              <w:bottom w:val="single" w:sz="4" w:space="0" w:color="auto"/>
               <w:right w:val="single" w:sz="4" w:space="0" w:color="auto"/>
             </w:tcBorders>
             <w:shd w:val="clear" w:color="auto" w:fill="auto"/>
@@ -7127,10 +7115,10 @@
           <w:tcPr>
             <w:tcW w:w="348" w:type="pct"/>
             <w:tcBorders>
-              <w:top w:val="nil"/>
-              <w:left w:val="nil"/>
-              <w:bottom w:val="nil"/>
-              <w:right w:val="nil"/>
+              <w:top w:val="single" w:sz="4" w:space="0" w:color="auto"/>
+              <w:left w:val="single" w:sz="4" w:space="0" w:color="auto"/>
+              <w:bottom w:val="single" w:sz="4" w:space="0" w:color="auto"/>
+              <w:right w:val="single" w:sz="4" w:space="0" w:color="auto"/>
             </w:tcBorders>
             <w:shd w:val="clear" w:color="auto" w:fill="auto"/>
             <w:noWrap/>
@@ -7158,9 +7146,9 @@
           <w:tcPr>
             <w:tcW w:w="381" w:type="pct"/>
             <w:tcBorders>
-              <w:top w:val="nil"/>
-              <w:left w:val="nil"/>
-              <w:bottom w:val="nil"/>
+              <w:top w:val="single" w:sz="4" w:space="0" w:color="auto"/>
+              <w:left w:val="single" w:sz="4" w:space="0" w:color="auto"/>
+              <w:bottom w:val="single" w:sz="4" w:space="0" w:color="auto"/>
               <w:right w:val="single" w:sz="4" w:space="0" w:color="auto"/>
             </w:tcBorders>
             <w:shd w:val="clear" w:color="auto" w:fill="auto"/>
@@ -7193,9 +7181,9 @@
           <w:tcPr>
             <w:tcW w:w="673" w:type="pct"/>
             <w:tcBorders>
-              <w:top w:val="nil"/>
-              <w:left w:val="nil"/>
-              <w:bottom w:val="nil"/>
+              <w:top w:val="single" w:sz="4" w:space="0" w:color="auto"/>
+              <w:left w:val="single" w:sz="4" w:space="0" w:color="auto"/>
+              <w:bottom w:val="single" w:sz="4" w:space="0" w:color="auto"/>
               <w:right w:val="single" w:sz="4" w:space="0" w:color="auto"/>
             </w:tcBorders>
             <w:shd w:val="clear" w:color="auto" w:fill="auto"/>
@@ -7230,9 +7218,9 @@
             <w:tcW w:w="4327" w:type="pct"/>
             <w:gridSpan w:val="11"/>
             <w:tcBorders>
-              <w:top w:val="nil"/>
+              <w:top w:val="single" w:sz="4" w:space="0" w:color="auto"/>
               <w:left w:val="single" w:sz="4" w:space="0" w:color="auto"/>
-              <w:bottom w:val="nil"/>
+              <w:bottom w:val="single" w:sz="4" w:space="0" w:color="auto"/>
               <w:right w:val="single" w:sz="4" w:space="0" w:color="auto"/>
             </w:tcBorders>
             <w:shd w:val="clear" w:color="auto" w:fill="auto"/>
@@ -7275,7 +7263,7 @@
           <w:tcPr>
             <w:tcW w:w="673" w:type="pct"/>
             <w:tcBorders>
-              <w:top w:val="nil"/>
+              <w:top w:val="single" w:sz="4" w:space="0" w:color="auto"/>
               <w:left w:val="nil"/>
               <w:bottom w:val="single" w:sz="4" w:space="0" w:color="auto"/>
               <w:right w:val="single" w:sz="4" w:space="0" w:color="auto"/>
@@ -7681,7 +7669,7 @@
         </w:rPr>
         <w:t xml:space="preserve">গ। </w:t>
       </w:r>
-      <w:bookmarkStart w:id="0" w:name="_Hlk202442512"/>
+      <w:bookmarkStart w:id="1" w:name="_Hlk202442512"/>
       <w:proofErr w:type="spellStart"/>
       <w:r>
         <w:rPr>
@@ -7810,7 +7798,7 @@
         </w:rPr>
         <w:t xml:space="preserve"> </w:t>
       </w:r>
-      <w:bookmarkEnd w:id="0"/>
+      <w:bookmarkEnd w:id="1"/>
     </w:p>
     <w:tbl>
       <w:tblPr>
@@ -16810,6 +16798,7 @@
         <w:rPr>
           <w:rFonts w:ascii="NikoshBAN" w:hAnsi="NikoshBAN" w:cs="NikoshBAN"/>
         </w:rPr>
+        <w:lastRenderedPageBreak/>
         <w:t>6</w:t>
       </w:r>
       <w:r>
@@ -18420,27 +18409,7 @@
                 <w:sz w:val="20"/>
                 <w:szCs w:val="20"/>
               </w:rPr>
-              <w:t xml:space="preserve">) </w:t>
-            </w:r>
-            <w:proofErr w:type="spellStart"/>
-            <w:r>
-              <w:rPr>
-                <w:rFonts w:ascii="NikoshBAN" w:hAnsi="NikoshBAN" w:cs="NikoshBAN"/>
-                <w:color w:val="000000"/>
-                <w:sz w:val="20"/>
-                <w:szCs w:val="20"/>
-              </w:rPr>
-              <w:t>১৫তম</w:t>
-            </w:r>
-            <w:proofErr w:type="spellEnd"/>
-            <w:r>
-              <w:rPr>
-                <w:rFonts w:ascii="NikoshBAN" w:hAnsi="NikoshBAN" w:cs="NikoshBAN"/>
-                <w:color w:val="000000"/>
-                <w:sz w:val="20"/>
-                <w:szCs w:val="20"/>
-              </w:rPr>
-              <w:t xml:space="preserve"> </w:t>
+              <w:t xml:space="preserve">) ১৫তম </w:t>
             </w:r>
             <w:proofErr w:type="spellStart"/>
             <w:r>
@@ -19899,27 +19868,7 @@
                 <w:sz w:val="20"/>
                 <w:szCs w:val="20"/>
               </w:rPr>
-              <w:t xml:space="preserve"> </w:t>
-            </w:r>
-            <w:proofErr w:type="spellStart"/>
-            <w:r>
-              <w:rPr>
-                <w:rFonts w:ascii="NikoshBAN" w:hAnsi="NikoshBAN" w:cs="NikoshBAN"/>
-                <w:color w:val="000000"/>
-                <w:sz w:val="20"/>
-                <w:szCs w:val="20"/>
-              </w:rPr>
-              <w:t>২য়</w:t>
-            </w:r>
-            <w:proofErr w:type="spellEnd"/>
-            <w:r>
-              <w:rPr>
-                <w:rFonts w:ascii="NikoshBAN" w:hAnsi="NikoshBAN" w:cs="NikoshBAN"/>
-                <w:color w:val="000000"/>
-                <w:sz w:val="20"/>
-                <w:szCs w:val="20"/>
-              </w:rPr>
-              <w:t xml:space="preserve"> </w:t>
+              <w:t xml:space="preserve"> ২য় </w:t>
             </w:r>
             <w:proofErr w:type="spellStart"/>
             <w:r>
@@ -20814,27 +20763,7 @@
                 <w:sz w:val="20"/>
                 <w:szCs w:val="20"/>
               </w:rPr>
-              <w:t xml:space="preserve"> </w:t>
-            </w:r>
-            <w:proofErr w:type="spellStart"/>
-            <w:r>
-              <w:rPr>
-                <w:rFonts w:ascii="NikoshBAN" w:hAnsi="NikoshBAN" w:cs="NikoshBAN"/>
-                <w:color w:val="000000"/>
-                <w:sz w:val="20"/>
-                <w:szCs w:val="20"/>
-              </w:rPr>
-              <w:t>৩২তম</w:t>
-            </w:r>
-            <w:proofErr w:type="spellEnd"/>
-            <w:r>
-              <w:rPr>
-                <w:rFonts w:ascii="NikoshBAN" w:hAnsi="NikoshBAN" w:cs="NikoshBAN"/>
-                <w:color w:val="000000"/>
-                <w:sz w:val="20"/>
-                <w:szCs w:val="20"/>
-              </w:rPr>
-              <w:t xml:space="preserve"> </w:t>
+              <w:t xml:space="preserve"> ৩২তম </w:t>
             </w:r>
             <w:proofErr w:type="spellStart"/>
             <w:r>
@@ -21176,27 +21105,7 @@
                 <w:sz w:val="20"/>
                 <w:szCs w:val="20"/>
               </w:rPr>
-              <w:t xml:space="preserve">) </w:t>
-            </w:r>
-            <w:proofErr w:type="spellStart"/>
-            <w:r>
-              <w:rPr>
-                <w:rFonts w:ascii="NikoshBAN" w:hAnsi="NikoshBAN" w:cs="NikoshBAN"/>
-                <w:color w:val="000000"/>
-                <w:sz w:val="20"/>
-                <w:szCs w:val="20"/>
-              </w:rPr>
-              <w:t>২১তম</w:t>
-            </w:r>
-            <w:proofErr w:type="spellEnd"/>
-            <w:r>
-              <w:rPr>
-                <w:rFonts w:ascii="NikoshBAN" w:hAnsi="NikoshBAN" w:cs="NikoshBAN"/>
-                <w:color w:val="000000"/>
-                <w:sz w:val="20"/>
-                <w:szCs w:val="20"/>
-              </w:rPr>
-              <w:t xml:space="preserve"> </w:t>
+              <w:t xml:space="preserve">) ২১তম </w:t>
             </w:r>
             <w:proofErr w:type="spellStart"/>
             <w:r>
@@ -21820,27 +21729,7 @@
                 <w:sz w:val="20"/>
                 <w:szCs w:val="20"/>
               </w:rPr>
-              <w:t xml:space="preserve"> </w:t>
-            </w:r>
-            <w:proofErr w:type="spellStart"/>
-            <w:r>
-              <w:rPr>
-                <w:rFonts w:ascii="NikoshBAN" w:hAnsi="NikoshBAN" w:cs="NikoshBAN"/>
-                <w:color w:val="000000"/>
-                <w:sz w:val="20"/>
-                <w:szCs w:val="20"/>
-              </w:rPr>
-              <w:t>৩২তম</w:t>
-            </w:r>
-            <w:proofErr w:type="spellEnd"/>
-            <w:r>
-              <w:rPr>
-                <w:rFonts w:ascii="NikoshBAN" w:hAnsi="NikoshBAN" w:cs="NikoshBAN"/>
-                <w:color w:val="000000"/>
-                <w:sz w:val="20"/>
-                <w:szCs w:val="20"/>
-              </w:rPr>
-              <w:t xml:space="preserve"> </w:t>
+              <w:t xml:space="preserve"> ৩২তম </w:t>
             </w:r>
             <w:proofErr w:type="spellStart"/>
             <w:r>
@@ -25844,21 +25733,7 @@
         <w:rPr>
           <w:rFonts w:ascii="NikoshBAN" w:hAnsi="NikoshBAN" w:cs="NikoshBAN"/>
         </w:rPr>
-        <w:t xml:space="preserve"> </w:t>
-      </w:r>
-      <w:proofErr w:type="spellStart"/>
-      <w:r>
-        <w:rPr>
-          <w:rFonts w:ascii="NikoshBAN" w:hAnsi="NikoshBAN" w:cs="NikoshBAN"/>
-        </w:rPr>
-        <w:t>নং</w:t>
-      </w:r>
-      <w:proofErr w:type="spellEnd"/>
-      <w:r>
-        <w:rPr>
-          <w:rFonts w:ascii="NikoshBAN" w:hAnsi="NikoshBAN" w:cs="NikoshBAN"/>
-        </w:rPr>
-        <w:t>-</w:t>
+        <w:t xml:space="preserve"> নং-</w:t>
       </w:r>
       <w:r>
         <w:rPr>
@@ -26859,7 +26734,7 @@
         </w:rPr>
         <w:t xml:space="preserve"> </w:t>
       </w:r>
-      <w:bookmarkStart w:id="1" w:name="_Hlk183028381"/>
+      <w:bookmarkStart w:id="2" w:name="_Hlk183028381"/>
       <w:r>
         <w:rPr>
           <w:rFonts w:ascii="NikoshBAN" w:hAnsi="NikoshBAN" w:cs="NikoshBAN"/>
@@ -27047,7 +26922,7 @@
         </w:rPr>
         <w:t>)</w:t>
       </w:r>
-      <w:bookmarkEnd w:id="1"/>
+      <w:bookmarkEnd w:id="2"/>
       <w:r>
         <w:rPr>
           <w:rFonts w:ascii="NikoshBAN" w:hAnsi="NikoshBAN" w:cs="NikoshBAN"/>
@@ -28586,14 +28461,12 @@
         </w:rPr>
         <w:t xml:space="preserve">। </w:t>
       </w:r>
-      <w:proofErr w:type="spellStart"/>
       <w:r>
         <w:rPr>
           <w:rFonts w:ascii="NikoshBAN" w:hAnsi="NikoshBAN" w:cs="NikoshBAN"/>
         </w:rPr>
         <w:t>জুলাই</w:t>
       </w:r>
-      <w:proofErr w:type="spellEnd"/>
       <w:r>
         <w:rPr>
           <w:rFonts w:ascii="NikoshBAN" w:hAnsi="NikoshBAN" w:cs="NikoshBAN"/>
@@ -29187,14 +29060,12 @@
         </w:rPr>
         <w:t xml:space="preserve"> </w:t>
       </w:r>
-      <w:proofErr w:type="spellStart"/>
       <w:r>
         <w:rPr>
           <w:rFonts w:ascii="NikoshBAN" w:hAnsi="NikoshBAN" w:cs="NikoshBAN"/>
         </w:rPr>
         <w:t>জুলাই</w:t>
       </w:r>
-      <w:proofErr w:type="spellEnd"/>
       <w:r>
         <w:rPr>
           <w:rFonts w:ascii="NikoshBAN" w:hAnsi="NikoshBAN" w:cs="NikoshBAN"/>
@@ -29634,21 +29505,7 @@
         <w:rPr>
           <w:rFonts w:ascii="NikoshBAN" w:hAnsi="NikoshBAN" w:cs="NikoshBAN"/>
         </w:rPr>
-        <w:t xml:space="preserve"> </w:t>
-      </w:r>
-      <w:proofErr w:type="spellStart"/>
-      <w:r>
-        <w:rPr>
-          <w:rFonts w:ascii="NikoshBAN" w:hAnsi="NikoshBAN" w:cs="NikoshBAN"/>
-        </w:rPr>
-        <w:t>নং</w:t>
-      </w:r>
-      <w:proofErr w:type="spellEnd"/>
-      <w:r>
-        <w:rPr>
-          <w:rFonts w:ascii="NikoshBAN" w:hAnsi="NikoshBAN" w:cs="NikoshBAN"/>
-        </w:rPr>
-        <w:t>-</w:t>
+        <w:t xml:space="preserve"> নং-</w:t>
       </w:r>
       <w:r>
         <w:rPr>
@@ -29827,8 +29684,6 @@
           <w:rFonts w:ascii="NikoshBAN" w:hAnsi="NikoshBAN" w:cs="NikoshBAN"/>
         </w:rPr>
       </w:pPr>
-      <w:bookmarkStart w:id="2" w:name="_GoBack"/>
-      <w:bookmarkEnd w:id="2"/>
     </w:p>
     <w:p>
       <w:pPr>
@@ -30911,7 +30766,7 @@
 </file>
 
 <file path=customXml/itemProps1.xml><?xml version="1.0" encoding="utf-8"?>
-<ds:datastoreItem xmlns:ds="http://schemas.openxmlformats.org/officeDocument/2006/customXml" ds:itemID="{D0401268-D61E-4A23-AC01-BB40B0431A4B}">
+<ds:datastoreItem xmlns:ds="http://schemas.openxmlformats.org/officeDocument/2006/customXml" ds:itemID="{5176BD5B-CE24-4180-A95F-034FB89ADD3C}">
   <ds:schemaRefs>
     <ds:schemaRef ds:uri="http://schemas.openxmlformats.org/officeDocument/2006/bibliography"/>
   </ds:schemaRefs>
